--- a/4. RESULTADOS/01_descriptivos_y_contexto/Principal/T12_evento_log_empleo.docx
+++ b/4. RESULTADOS/01_descriptivos_y_contexto/Principal/T12_evento_log_empleo.docx
@@ -432,7 +432,7 @@
                 <w:szCs w:val="22"/>
                 <w:color w:val="000000"/>
               </w:rPr>
-              <w:t xml:space="preserve">-0.0076</w:t>
+              <w:t xml:space="preserve">0.0686</w:t>
             </w:r>
           </w:p>
         </w:tc>
@@ -487,7 +487,7 @@
                 <w:szCs w:val="22"/>
                 <w:color w:val="000000"/>
               </w:rPr>
-              <w:t xml:space="preserve">0.0117</w:t>
+              <w:t xml:space="preserve">0.0113</w:t>
             </w:r>
           </w:p>
         </w:tc>
@@ -542,7 +542,7 @@
                 <w:szCs w:val="22"/>
                 <w:color w:val="000000"/>
               </w:rPr>
-              <w:t xml:space="preserve">-0.0304</w:t>
+              <w:t xml:space="preserve">0.0465</w:t>
             </w:r>
           </w:p>
         </w:tc>
@@ -597,7 +597,7 @@
                 <w:szCs w:val="22"/>
                 <w:color w:val="000000"/>
               </w:rPr>
-              <w:t xml:space="preserve">0.0153</w:t>
+              <w:t xml:space="preserve">0.0907</w:t>
             </w:r>
           </w:p>
         </w:tc>
@@ -712,7 +712,7 @@
                 <w:szCs w:val="22"/>
                 <w:color w:val="000000"/>
               </w:rPr>
-              <w:t xml:space="preserve">-0.0080</w:t>
+              <w:t xml:space="preserve">0.0623</w:t>
             </w:r>
           </w:p>
         </w:tc>
@@ -767,7 +767,7 @@
                 <w:szCs w:val="22"/>
                 <w:color w:val="000000"/>
               </w:rPr>
-              <w:t xml:space="preserve">0.0110</w:t>
+              <w:t xml:space="preserve">0.0106</w:t>
             </w:r>
           </w:p>
         </w:tc>
@@ -822,7 +822,7 @@
                 <w:szCs w:val="22"/>
                 <w:color w:val="000000"/>
               </w:rPr>
-              <w:t xml:space="preserve">-0.0295</w:t>
+              <w:t xml:space="preserve">0.0414</w:t>
             </w:r>
           </w:p>
         </w:tc>
@@ -877,7 +877,7 @@
                 <w:szCs w:val="22"/>
                 <w:color w:val="000000"/>
               </w:rPr>
-              <w:t xml:space="preserve">0.0136</w:t>
+              <w:t xml:space="preserve">0.0831</w:t>
             </w:r>
           </w:p>
         </w:tc>
@@ -992,7 +992,7 @@
                 <w:szCs w:val="22"/>
                 <w:color w:val="000000"/>
               </w:rPr>
-              <w:t xml:space="preserve">-0.0105</w:t>
+              <w:t xml:space="preserve">0.0560</w:t>
             </w:r>
           </w:p>
         </w:tc>
@@ -1047,7 +1047,7 @@
                 <w:szCs w:val="22"/>
                 <w:color w:val="000000"/>
               </w:rPr>
-              <w:t xml:space="preserve">0.0102</w:t>
+              <w:t xml:space="preserve">0.0099</w:t>
             </w:r>
           </w:p>
         </w:tc>
@@ -1102,7 +1102,7 @@
                 <w:szCs w:val="22"/>
                 <w:color w:val="000000"/>
               </w:rPr>
-              <w:t xml:space="preserve">-0.0306</w:t>
+              <w:t xml:space="preserve">0.0366</w:t>
             </w:r>
           </w:p>
         </w:tc>
@@ -1157,7 +1157,7 @@
                 <w:szCs w:val="22"/>
                 <w:color w:val="000000"/>
               </w:rPr>
-              <w:t xml:space="preserve">0.0096</w:t>
+              <w:t xml:space="preserve">0.0754</w:t>
             </w:r>
           </w:p>
         </w:tc>
@@ -1272,7 +1272,7 @@
                 <w:szCs w:val="22"/>
                 <w:color w:val="000000"/>
               </w:rPr>
-              <w:t xml:space="preserve">-0.0149</w:t>
+              <w:t xml:space="preserve">0.0394</w:t>
             </w:r>
           </w:p>
         </w:tc>
@@ -1327,7 +1327,7 @@
                 <w:szCs w:val="22"/>
                 <w:color w:val="000000"/>
               </w:rPr>
-              <w:t xml:space="preserve">0.0092</w:t>
+              <w:t xml:space="preserve">0.0086</w:t>
             </w:r>
           </w:p>
         </w:tc>
@@ -1382,7 +1382,7 @@
                 <w:szCs w:val="22"/>
                 <w:color w:val="000000"/>
               </w:rPr>
-              <w:t xml:space="preserve">-0.0329</w:t>
+              <w:t xml:space="preserve">0.0225</w:t>
             </w:r>
           </w:p>
         </w:tc>
@@ -1437,7 +1437,7 @@
                 <w:szCs w:val="22"/>
                 <w:color w:val="000000"/>
               </w:rPr>
-              <w:t xml:space="preserve">0.0030</w:t>
+              <w:t xml:space="preserve">0.0563</w:t>
             </w:r>
           </w:p>
         </w:tc>
@@ -1552,7 +1552,7 @@
                 <w:szCs w:val="22"/>
                 <w:color w:val="000000"/>
               </w:rPr>
-              <w:t xml:space="preserve">-0.0176</w:t>
+              <w:t xml:space="preserve">0.0261</w:t>
             </w:r>
           </w:p>
         </w:tc>
@@ -1607,7 +1607,7 @@
                 <w:szCs w:val="22"/>
                 <w:color w:val="000000"/>
               </w:rPr>
-              <w:t xml:space="preserve">0.0080</w:t>
+              <w:t xml:space="preserve">0.0076</w:t>
             </w:r>
           </w:p>
         </w:tc>
@@ -1662,7 +1662,7 @@
                 <w:szCs w:val="22"/>
                 <w:color w:val="000000"/>
               </w:rPr>
-              <w:t xml:space="preserve">-0.0333</w:t>
+              <w:t xml:space="preserve">0.0112</w:t>
             </w:r>
           </w:p>
         </w:tc>
@@ -1717,7 +1717,7 @@
                 <w:szCs w:val="22"/>
                 <w:color w:val="000000"/>
               </w:rPr>
-              <w:t xml:space="preserve">-0.0020</w:t>
+              <w:t xml:space="preserve">0.0410</w:t>
             </w:r>
           </w:p>
         </w:tc>
@@ -1832,7 +1832,7 @@
                 <w:szCs w:val="22"/>
                 <w:color w:val="000000"/>
               </w:rPr>
-              <w:t xml:space="preserve">-0.0078</w:t>
+              <w:t xml:space="preserve">0.0122</w:t>
             </w:r>
           </w:p>
         </w:tc>
@@ -1887,7 +1887,7 @@
                 <w:szCs w:val="22"/>
                 <w:color w:val="000000"/>
               </w:rPr>
-              <w:t xml:space="preserve">0.0056</w:t>
+              <w:t xml:space="preserve">0.0053</w:t>
             </w:r>
           </w:p>
         </w:tc>
@@ -1942,7 +1942,7 @@
                 <w:szCs w:val="22"/>
                 <w:color w:val="000000"/>
               </w:rPr>
-              <w:t xml:space="preserve">-0.0188</w:t>
+              <w:t xml:space="preserve">0.0018</w:t>
             </w:r>
           </w:p>
         </w:tc>
@@ -1997,7 +1997,7 @@
                 <w:szCs w:val="22"/>
                 <w:color w:val="000000"/>
               </w:rPr>
-              <w:t xml:space="preserve">0.0031</w:t>
+              <w:t xml:space="preserve">0.0226</w:t>
             </w:r>
           </w:p>
         </w:tc>
@@ -2392,7 +2392,7 @@
                 <w:szCs w:val="22"/>
                 <w:color w:val="000000"/>
               </w:rPr>
-              <w:t xml:space="preserve">-0.0175</w:t>
+              <w:t xml:space="preserve">-0.0076</w:t>
             </w:r>
           </w:p>
         </w:tc>
@@ -2447,7 +2447,7 @@
                 <w:szCs w:val="22"/>
                 <w:color w:val="000000"/>
               </w:rPr>
-              <w:t xml:space="preserve">0.0061</w:t>
+              <w:t xml:space="preserve">0.0058</w:t>
             </w:r>
           </w:p>
         </w:tc>
@@ -2502,7 +2502,7 @@
                 <w:szCs w:val="22"/>
                 <w:color w:val="000000"/>
               </w:rPr>
-              <w:t xml:space="preserve">-0.0294</w:t>
+              <w:t xml:space="preserve">-0.0189</w:t>
             </w:r>
           </w:p>
         </w:tc>
@@ -2557,7 +2557,7 @@
                 <w:szCs w:val="22"/>
                 <w:color w:val="000000"/>
               </w:rPr>
-              <w:t xml:space="preserve">-0.0056</w:t>
+              <w:t xml:space="preserve">0.0037</w:t>
             </w:r>
           </w:p>
         </w:tc>
@@ -2672,7 +2672,7 @@
                 <w:szCs w:val="22"/>
                 <w:color w:val="000000"/>
               </w:rPr>
-              <w:t xml:space="preserve">-0.0207</w:t>
+              <w:t xml:space="preserve">-0.0045</w:t>
             </w:r>
           </w:p>
         </w:tc>
@@ -2727,7 +2727,7 @@
                 <w:szCs w:val="22"/>
                 <w:color w:val="000000"/>
               </w:rPr>
-              <w:t xml:space="preserve">0.0078</w:t>
+              <w:t xml:space="preserve">0.0073</w:t>
             </w:r>
           </w:p>
         </w:tc>
@@ -2782,7 +2782,7 @@
                 <w:szCs w:val="22"/>
                 <w:color w:val="000000"/>
               </w:rPr>
-              <w:t xml:space="preserve">-0.0361</w:t>
+              <w:t xml:space="preserve">-0.0189</w:t>
             </w:r>
           </w:p>
         </w:tc>
@@ -2837,7 +2837,7 @@
                 <w:szCs w:val="22"/>
                 <w:color w:val="000000"/>
               </w:rPr>
-              <w:t xml:space="preserve">-0.0054</w:t>
+              <w:t xml:space="preserve">0.0099</w:t>
             </w:r>
           </w:p>
         </w:tc>
